--- a/TPPO/Хачатурян_ЛР_3_ТППО.docx
+++ b/TPPO/Хачатурян_ЛР_3_ТППО.docx
@@ -725,7 +725,7 @@
         <w:jc w:val="both"/>
       </w:pPr>
       <w:r>
-        <w:t>Объект информатизации — бизнес-процесс музыкальной стриминговой платформы: от приема контента и проверки прав до прослушивания, персональных рекомендаций, оценки качества и сопровождения пользователей. Программа автоматизирует учет, обработку данных и управление этими процессами. Основной разрабатываемый компонент соответствует теме ВКР «Разработка методов адаптивной рекомендации музыкального контента с учетом долгосрочных и краткосрочных предпочтений пользователя».</w:t>
+        <w:t>Объект информатизации — бизнес-процесс музыкальной стриминговой платформы: от приема контента и проверки прав до прослушивания, персональных рекомендаций, оценки качества и сопровождения пользователей. Программа автоматизирует учет, обработку данных и управление этими процессами. Рекомендательная подсистема подбирает музыкальный контент с учетом долгосрочных и краткосрочных предпочтений пользователя.</w:t>
       </w:r>
     </w:p>
     <w:p>
@@ -733,7 +733,7 @@
         <w:jc w:val="both"/>
       </w:pPr>
       <w:r>
-        <w:t>Цель — повысить релевантность музыкальных рекомендаций при изменении интересов слушателя и обеспечить согласованную работу платформы. Плановые критерии: увеличение NDCG@20 не менее чем на 5 % относительно модели только долгосрочных предпочтений на одном временном тестовом наборе; отсутствие недоступных по правам треков в выдаче; построение очереди не более чем за 1 секунду для 95 % запросов при 100 одновременных пользователях. Эти значения являются требованиями к будущей программе, а не результатами проведенных измерений.</w:t>
+        <w:t>Цель — повысить релевантность музыкальных рекомендаций при изменении интересов слушателя и обеспечить согласованную работу платформы. Плановые критерии: увеличение NDCG@20 не менее чем на 5 % относительно модели только долгосрочных предпочтений на одном временном тестовом наборе; отсутствие недоступных по правам треков в выдаче; построение очереди не более чем за 1 секунду для 95 % запросов при 100 одновременных пользователях.</w:t>
       </w:r>
     </w:p>
     <w:p>
@@ -749,7 +749,7 @@
         <w:jc w:val="both"/>
       </w:pPr>
       <w:r>
-        <w:t>Состав задач сохраняет декомпозицию первой лабораторной работы: 1) управление пользователями и доступом; 2) учет правообладателей и прав; 3) ведение каталога; 4) поиск и прослушивание; 5) сбор и подготовка событий; 6) определение предпочтений; 7) формирование рекомендаций; 8) обучение и оценка качества; 9) поддержка и администрирование. Задачи 5–8 составляют рекомендательную подсистему и связаны с остальными задачами платформы через общие данные.</w:t>
+        <w:t>Программа включает следующие функциональные задачи: 1) управление пользователями и доступом; 2) учет правообладателей и прав; 3) ведение каталога; 4) поиск и прослушивание; 5) сбор и подготовка событий; 6) определение предпочтений; 7) формирование рекомендаций; 8) обучение и оценка качества; 9) поддержка и администрирование. Задачи 5–8 составляют рекомендательную подсистему и связаны с остальными задачами платформы через общие данные.</w:t>
       </w:r>
     </w:p>
     <w:p>
@@ -757,7 +757,7 @@
         <w:jc w:val="both"/>
       </w:pPr>
       <w:r>
-        <w:t>Действующие лица — только люди. На рисунке 1 показаны основные пользовательские цели; сбор событий и расчет предпочтений выполняются внутри соответствующих сценариев и не вводятся как самостоятельные действующие лица.</w:t>
+        <w:t>На рисунке 1 показаны основные цели слушателя, представителя правообладателя и сотрудников платформы. Сбор событий и расчет предпочтений выполняются программой в рамках пользовательских сценариев.</w:t>
       </w:r>
     </w:p>
     <w:p>
@@ -1454,7 +1454,7 @@
         <w:jc w:val="both"/>
       </w:pPr>
       <w:r>
-        <w:t>Серверная среда — Linux; клиентский интерфейс — браузер с поддержкой HTML5-аудио. СУБД PostgreSQL должна поддерживать транзакции, SQL, индексы и разграничение доступа. Разработка — Python в PyCharm или Visual Studio Code; расчет признаков и обучение — NumPy, pandas и PyTorch; API — FastAPI. Для UML-моделирования выбирается Microsoft Visio, как предусмотрено методичкой. Версии зависимостей фиксируются в проекте.</w:t>
+        <w:t>Серверная среда — Linux; клиентский интерфейс — браузер с поддержкой HTML5-аудио. СУБД PostgreSQL должна поддерживать транзакции, SQL, индексы и разграничение доступа. Разработка — Python в PyCharm или Visual Studio Code; расчет признаков и обучение — NumPy, pandas и PyTorch; API — FastAPI. Средство UML-моделирования — Microsoft Visio. Версии зависимостей фиксируются в проекте.</w:t>
       </w:r>
     </w:p>
     <w:p>
@@ -1478,7 +1478,7 @@
         <w:jc w:val="both"/>
       </w:pPr>
       <w:r>
-        <w:t>Выбраны показатели приложения В методички. Указанные значения задают условия проверки будущей программы и относятся к функциональным задачам раздела 3.</w:t>
+        <w:t>Нефункциональные требования устанавливают показатели качества и условия их проверки для функциональных задач раздела 3.</w:t>
       </w:r>
     </w:p>
     <w:tbl>
